--- a/эвм/2/3.docx
+++ b/эвм/2/3.docx
@@ -163,8 +163,13 @@
           </w:tcPr>
           <w:p>
             <w:r>
-              <w:t>Казаков К.В</w:t>
-            </w:r>
+              <w:t xml:space="preserve">Казаков </w:t>
+            </w:r>
+            <w:proofErr w:type="gramStart"/>
+            <w:r>
+              <w:t>К.В</w:t>
+            </w:r>
+            <w:proofErr w:type="gramEnd"/>
             <w:r>
               <w:t>,</w:t>
             </w:r>
@@ -333,8 +338,16 @@
           <w:p>
             <w:pPr>
               <w:ind w:firstLine="0"/>
-            </w:pPr>
-            <w:r>
+              <w:rPr>
+                <w:sz w:val="24"/>
+                <w:szCs w:val="24"/>
+              </w:rPr>
+            </w:pPr>
+            <w:r>
+              <w:rPr>
+                <w:sz w:val="24"/>
+                <w:szCs w:val="24"/>
+              </w:rPr>
               <w:t>IR</w:t>
             </w:r>
           </w:p>
@@ -346,8 +359,16 @@
           <w:p>
             <w:pPr>
               <w:ind w:firstLine="0"/>
-            </w:pPr>
-            <w:r>
+              <w:rPr>
+                <w:sz w:val="24"/>
+                <w:szCs w:val="24"/>
+              </w:rPr>
+            </w:pPr>
+            <w:r>
+              <w:rPr>
+                <w:sz w:val="24"/>
+                <w:szCs w:val="24"/>
+              </w:rPr>
               <w:t>Команда 1</w:t>
             </w:r>
           </w:p>
@@ -359,8 +380,16 @@
           <w:p>
             <w:pPr>
               <w:ind w:firstLine="0"/>
-            </w:pPr>
-            <w:r>
+              <w:rPr>
+                <w:sz w:val="24"/>
+                <w:szCs w:val="24"/>
+              </w:rPr>
+            </w:pPr>
+            <w:r>
+              <w:rPr>
+                <w:sz w:val="24"/>
+                <w:szCs w:val="24"/>
+              </w:rPr>
               <w:t>Команда 2</w:t>
             </w:r>
           </w:p>
@@ -372,8 +401,16 @@
           <w:p>
             <w:pPr>
               <w:ind w:firstLine="0"/>
-            </w:pPr>
-            <w:r>
+              <w:rPr>
+                <w:sz w:val="24"/>
+                <w:szCs w:val="24"/>
+              </w:rPr>
+            </w:pPr>
+            <w:r>
+              <w:rPr>
+                <w:sz w:val="24"/>
+                <w:szCs w:val="24"/>
+              </w:rPr>
               <w:t>Команда 3</w:t>
             </w:r>
           </w:p>
@@ -385,8 +422,16 @@
           <w:p>
             <w:pPr>
               <w:ind w:firstLine="0"/>
-            </w:pPr>
-            <w:r>
+              <w:rPr>
+                <w:sz w:val="24"/>
+                <w:szCs w:val="24"/>
+              </w:rPr>
+            </w:pPr>
+            <w:r>
+              <w:rPr>
+                <w:sz w:val="24"/>
+                <w:szCs w:val="24"/>
+              </w:rPr>
               <w:t>Команда 4</w:t>
             </w:r>
           </w:p>
@@ -398,8 +443,16 @@
           <w:p>
             <w:pPr>
               <w:ind w:firstLine="0"/>
-            </w:pPr>
-            <w:r>
+              <w:rPr>
+                <w:sz w:val="24"/>
+                <w:szCs w:val="24"/>
+              </w:rPr>
+            </w:pPr>
+            <w:r>
+              <w:rPr>
+                <w:sz w:val="24"/>
+                <w:szCs w:val="24"/>
+              </w:rPr>
               <w:t>Команда 5</w:t>
             </w:r>
           </w:p>
@@ -413,8 +466,16 @@
           <w:p>
             <w:pPr>
               <w:ind w:firstLine="0"/>
-            </w:pPr>
-            <w:r>
+              <w:rPr>
+                <w:sz w:val="24"/>
+                <w:szCs w:val="24"/>
+              </w:rPr>
+            </w:pPr>
+            <w:r>
+              <w:rPr>
+                <w:sz w:val="24"/>
+                <w:szCs w:val="24"/>
+              </w:rPr>
               <w:t>X</w:t>
             </w:r>
           </w:p>
@@ -426,8 +487,16 @@
           <w:p>
             <w:pPr>
               <w:ind w:firstLine="0"/>
-            </w:pPr>
-            <w:r>
+              <w:rPr>
+                <w:sz w:val="24"/>
+                <w:szCs w:val="24"/>
+              </w:rPr>
+            </w:pPr>
+            <w:r>
+              <w:rPr>
+                <w:sz w:val="24"/>
+                <w:szCs w:val="24"/>
+              </w:rPr>
               <w:t>RD #17</w:t>
             </w:r>
           </w:p>
@@ -439,8 +508,16 @@
           <w:p>
             <w:pPr>
               <w:ind w:firstLine="0"/>
-            </w:pPr>
-            <w:r>
+              <w:rPr>
+                <w:sz w:val="24"/>
+                <w:szCs w:val="24"/>
+              </w:rPr>
+            </w:pPr>
+            <w:r>
+              <w:rPr>
+                <w:sz w:val="24"/>
+                <w:szCs w:val="24"/>
+              </w:rPr>
               <w:t>SUB #9</w:t>
             </w:r>
           </w:p>
@@ -452,8 +529,16 @@
           <w:p>
             <w:pPr>
               <w:ind w:firstLine="0"/>
-            </w:pPr>
-            <w:r>
+              <w:rPr>
+                <w:sz w:val="24"/>
+                <w:szCs w:val="24"/>
+              </w:rPr>
+            </w:pPr>
+            <w:r>
+              <w:rPr>
+                <w:sz w:val="24"/>
+                <w:szCs w:val="24"/>
+              </w:rPr>
               <w:t>WR 16</w:t>
             </w:r>
           </w:p>
@@ -465,8 +550,16 @@
           <w:p>
             <w:pPr>
               <w:ind w:firstLine="0"/>
-            </w:pPr>
-            <w:r>
+              <w:rPr>
+                <w:sz w:val="24"/>
+                <w:szCs w:val="24"/>
+              </w:rPr>
+            </w:pPr>
+            <w:r>
+              <w:rPr>
+                <w:sz w:val="24"/>
+                <w:szCs w:val="24"/>
+              </w:rPr>
               <w:t>WR @16</w:t>
             </w:r>
           </w:p>
@@ -478,8 +571,16 @@
           <w:p>
             <w:pPr>
               <w:ind w:firstLine="0"/>
-            </w:pPr>
-            <w:r>
+              <w:rPr>
+                <w:sz w:val="24"/>
+                <w:szCs w:val="24"/>
+              </w:rPr>
+            </w:pPr>
+            <w:r>
+              <w:rPr>
+                <w:sz w:val="24"/>
+                <w:szCs w:val="24"/>
+              </w:rPr>
               <w:t>JNS 001</w:t>
             </w:r>
           </w:p>
@@ -1327,13 +1428,13 @@
         <w:tblLook w:val="04A0" w:firstRow="1" w:lastRow="0" w:firstColumn="1" w:lastColumn="0" w:noHBand="0" w:noVBand="1"/>
       </w:tblPr>
       <w:tblGrid>
-        <w:gridCol w:w="539"/>
-        <w:gridCol w:w="685"/>
+        <w:gridCol w:w="542"/>
+        <w:gridCol w:w="687"/>
+        <w:gridCol w:w="1039"/>
         <w:gridCol w:w="1056"/>
-        <w:gridCol w:w="1070"/>
-        <w:gridCol w:w="1056"/>
-        <w:gridCol w:w="1854"/>
-        <w:gridCol w:w="3085"/>
+        <w:gridCol w:w="1039"/>
+        <w:gridCol w:w="1620"/>
+        <w:gridCol w:w="3362"/>
       </w:tblGrid>
       <w:tr>
         <w:tc>
@@ -1350,6 +1451,10 @@
               </w:rPr>
             </w:pPr>
             <w:r>
+              <w:rPr>
+                <w:sz w:val="24"/>
+                <w:szCs w:val="24"/>
+              </w:rPr>
               <w:t>№</w:t>
             </w:r>
           </w:p>
@@ -1368,6 +1473,10 @@
               </w:rPr>
             </w:pPr>
             <w:r>
+              <w:rPr>
+                <w:sz w:val="24"/>
+                <w:szCs w:val="24"/>
+              </w:rPr>
               <w:t>PC</w:t>
             </w:r>
           </w:p>
@@ -1385,9 +1494,15 @@
                 <w:szCs w:val="24"/>
               </w:rPr>
             </w:pPr>
-            <w:r>
+            <w:proofErr w:type="spellStart"/>
+            <w:r>
+              <w:rPr>
+                <w:sz w:val="24"/>
+                <w:szCs w:val="24"/>
+              </w:rPr>
               <w:t>Acc</w:t>
             </w:r>
+            <w:proofErr w:type="spellEnd"/>
           </w:p>
         </w:tc>
         <w:tc>
@@ -1403,8 +1518,21 @@
                 <w:szCs w:val="24"/>
               </w:rPr>
             </w:pPr>
-            <w:r>
-              <w:t>M(16)</w:t>
+            <w:proofErr w:type="gramStart"/>
+            <w:r>
+              <w:rPr>
+                <w:sz w:val="24"/>
+                <w:szCs w:val="24"/>
+              </w:rPr>
+              <w:t>M(</w:t>
+            </w:r>
+            <w:proofErr w:type="gramEnd"/>
+            <w:r>
+              <w:rPr>
+                <w:sz w:val="24"/>
+                <w:szCs w:val="24"/>
+              </w:rPr>
+              <w:t>16)</w:t>
             </w:r>
           </w:p>
         </w:tc>
@@ -1421,8 +1549,21 @@
                 <w:szCs w:val="24"/>
               </w:rPr>
             </w:pPr>
-            <w:r>
-              <w:t>M(8)</w:t>
+            <w:proofErr w:type="gramStart"/>
+            <w:r>
+              <w:rPr>
+                <w:sz w:val="24"/>
+                <w:szCs w:val="24"/>
+              </w:rPr>
+              <w:t>M(</w:t>
+            </w:r>
+            <w:proofErr w:type="gramEnd"/>
+            <w:r>
+              <w:rPr>
+                <w:sz w:val="24"/>
+                <w:szCs w:val="24"/>
+              </w:rPr>
+              <w:t>8)</w:t>
             </w:r>
           </w:p>
         </w:tc>
@@ -1440,6 +1581,10 @@
               </w:rPr>
             </w:pPr>
             <w:r>
+              <w:rPr>
+                <w:sz w:val="24"/>
+                <w:szCs w:val="24"/>
+              </w:rPr>
               <w:t>Выполняемая команда</w:t>
             </w:r>
           </w:p>
@@ -1458,6 +1603,10 @@
               </w:rPr>
             </w:pPr>
             <w:r>
+              <w:rPr>
+                <w:sz w:val="24"/>
+                <w:szCs w:val="24"/>
+              </w:rPr>
               <w:t>Примечание</w:t>
             </w:r>
           </w:p>
@@ -1478,6 +1627,10 @@
               </w:rPr>
             </w:pPr>
             <w:r>
+              <w:rPr>
+                <w:sz w:val="24"/>
+                <w:szCs w:val="24"/>
+              </w:rPr>
               <w:t>1</w:t>
             </w:r>
           </w:p>
@@ -1496,6 +1649,10 @@
               </w:rPr>
             </w:pPr>
             <w:r>
+              <w:rPr>
+                <w:sz w:val="24"/>
+                <w:szCs w:val="24"/>
+              </w:rPr>
               <w:t>000</w:t>
             </w:r>
           </w:p>
@@ -1514,6 +1671,10 @@
               </w:rPr>
             </w:pPr>
             <w:r>
+              <w:rPr>
+                <w:sz w:val="24"/>
+                <w:szCs w:val="24"/>
+              </w:rPr>
               <w:t>000000</w:t>
             </w:r>
           </w:p>
@@ -1532,6 +1693,10 @@
               </w:rPr>
             </w:pPr>
             <w:r>
+              <w:rPr>
+                <w:sz w:val="24"/>
+                <w:szCs w:val="24"/>
+              </w:rPr>
               <w:t>000000</w:t>
             </w:r>
           </w:p>
@@ -1550,6 +1715,10 @@
               </w:rPr>
             </w:pPr>
             <w:r>
+              <w:rPr>
+                <w:sz w:val="24"/>
+                <w:szCs w:val="24"/>
+              </w:rPr>
               <w:t>000000</w:t>
             </w:r>
           </w:p>
@@ -1568,6 +1737,10 @@
               </w:rPr>
             </w:pPr>
             <w:r>
+              <w:rPr>
+                <w:sz w:val="24"/>
+                <w:szCs w:val="24"/>
+              </w:rPr>
               <w:t>RD #17</w:t>
             </w:r>
           </w:p>
@@ -1586,6 +1759,10 @@
               </w:rPr>
             </w:pPr>
             <w:r>
+              <w:rPr>
+                <w:sz w:val="24"/>
+                <w:szCs w:val="24"/>
+              </w:rPr>
               <w:t>начало</w:t>
             </w:r>
           </w:p>
@@ -1606,6 +1783,10 @@
               </w:rPr>
             </w:pPr>
             <w:r>
+              <w:rPr>
+                <w:sz w:val="24"/>
+                <w:szCs w:val="24"/>
+              </w:rPr>
               <w:t>2</w:t>
             </w:r>
           </w:p>
@@ -1624,6 +1805,10 @@
               </w:rPr>
             </w:pPr>
             <w:r>
+              <w:rPr>
+                <w:sz w:val="24"/>
+                <w:szCs w:val="24"/>
+              </w:rPr>
               <w:t>001</w:t>
             </w:r>
           </w:p>
@@ -1642,6 +1827,10 @@
               </w:rPr>
             </w:pPr>
             <w:r>
+              <w:rPr>
+                <w:sz w:val="24"/>
+                <w:szCs w:val="24"/>
+              </w:rPr>
               <w:t>000017</w:t>
             </w:r>
           </w:p>
@@ -1660,6 +1849,10 @@
               </w:rPr>
             </w:pPr>
             <w:r>
+              <w:rPr>
+                <w:sz w:val="24"/>
+                <w:szCs w:val="24"/>
+              </w:rPr>
               <w:t>000000</w:t>
             </w:r>
           </w:p>
@@ -1678,6 +1871,10 @@
               </w:rPr>
             </w:pPr>
             <w:r>
+              <w:rPr>
+                <w:sz w:val="24"/>
+                <w:szCs w:val="24"/>
+              </w:rPr>
               <w:t>000000</w:t>
             </w:r>
           </w:p>
@@ -1696,6 +1893,10 @@
               </w:rPr>
             </w:pPr>
             <w:r>
+              <w:rPr>
+                <w:sz w:val="24"/>
+                <w:szCs w:val="24"/>
+              </w:rPr>
               <w:t>SUB #9</w:t>
             </w:r>
           </w:p>
@@ -1713,8 +1914,21 @@
                 <w:szCs w:val="24"/>
               </w:rPr>
             </w:pPr>
-            <w:r>
-              <w:t>Acc ← 17</w:t>
+            <w:proofErr w:type="spellStart"/>
+            <w:r>
+              <w:rPr>
+                <w:sz w:val="24"/>
+                <w:szCs w:val="24"/>
+              </w:rPr>
+              <w:t>Acc</w:t>
+            </w:r>
+            <w:proofErr w:type="spellEnd"/>
+            <w:r>
+              <w:rPr>
+                <w:sz w:val="24"/>
+                <w:szCs w:val="24"/>
+              </w:rPr>
+              <w:t xml:space="preserve"> ← 17</w:t>
             </w:r>
           </w:p>
         </w:tc>
@@ -1734,6 +1948,10 @@
               </w:rPr>
             </w:pPr>
             <w:r>
+              <w:rPr>
+                <w:sz w:val="24"/>
+                <w:szCs w:val="24"/>
+              </w:rPr>
               <w:t>3</w:t>
             </w:r>
           </w:p>
@@ -1752,6 +1970,10 @@
               </w:rPr>
             </w:pPr>
             <w:r>
+              <w:rPr>
+                <w:sz w:val="24"/>
+                <w:szCs w:val="24"/>
+              </w:rPr>
               <w:t>002</w:t>
             </w:r>
           </w:p>
@@ -1770,6 +1992,10 @@
               </w:rPr>
             </w:pPr>
             <w:r>
+              <w:rPr>
+                <w:sz w:val="24"/>
+                <w:szCs w:val="24"/>
+              </w:rPr>
               <w:t>000008</w:t>
             </w:r>
           </w:p>
@@ -1788,6 +2014,10 @@
               </w:rPr>
             </w:pPr>
             <w:r>
+              <w:rPr>
+                <w:sz w:val="24"/>
+                <w:szCs w:val="24"/>
+              </w:rPr>
               <w:t>000000</w:t>
             </w:r>
           </w:p>
@@ -1806,6 +2036,10 @@
               </w:rPr>
             </w:pPr>
             <w:r>
+              <w:rPr>
+                <w:sz w:val="24"/>
+                <w:szCs w:val="24"/>
+              </w:rPr>
               <w:t>000000</w:t>
             </w:r>
           </w:p>
@@ -1824,6 +2058,10 @@
               </w:rPr>
             </w:pPr>
             <w:r>
+              <w:rPr>
+                <w:sz w:val="24"/>
+                <w:szCs w:val="24"/>
+              </w:rPr>
               <w:t>WR 16</w:t>
             </w:r>
           </w:p>
@@ -1841,8 +2079,21 @@
                 <w:szCs w:val="24"/>
               </w:rPr>
             </w:pPr>
-            <w:r>
-              <w:t>Acc ← 17−9=8</w:t>
+            <w:proofErr w:type="spellStart"/>
+            <w:r>
+              <w:rPr>
+                <w:sz w:val="24"/>
+                <w:szCs w:val="24"/>
+              </w:rPr>
+              <w:t>Acc</w:t>
+            </w:r>
+            <w:proofErr w:type="spellEnd"/>
+            <w:r>
+              <w:rPr>
+                <w:sz w:val="24"/>
+                <w:szCs w:val="24"/>
+              </w:rPr>
+              <w:t xml:space="preserve"> ← 17−9=8</w:t>
             </w:r>
           </w:p>
         </w:tc>
@@ -1862,6 +2113,10 @@
               </w:rPr>
             </w:pPr>
             <w:r>
+              <w:rPr>
+                <w:sz w:val="24"/>
+                <w:szCs w:val="24"/>
+              </w:rPr>
               <w:t>4</w:t>
             </w:r>
           </w:p>
@@ -1880,6 +2135,10 @@
               </w:rPr>
             </w:pPr>
             <w:r>
+              <w:rPr>
+                <w:sz w:val="24"/>
+                <w:szCs w:val="24"/>
+              </w:rPr>
               <w:t>003</w:t>
             </w:r>
           </w:p>
@@ -1898,6 +2157,10 @@
               </w:rPr>
             </w:pPr>
             <w:r>
+              <w:rPr>
+                <w:sz w:val="24"/>
+                <w:szCs w:val="24"/>
+              </w:rPr>
               <w:t>000008</w:t>
             </w:r>
           </w:p>
@@ -1916,6 +2179,10 @@
               </w:rPr>
             </w:pPr>
             <w:r>
+              <w:rPr>
+                <w:sz w:val="24"/>
+                <w:szCs w:val="24"/>
+              </w:rPr>
               <w:t>000008</w:t>
             </w:r>
           </w:p>
@@ -1934,6 +2201,10 @@
               </w:rPr>
             </w:pPr>
             <w:r>
+              <w:rPr>
+                <w:sz w:val="24"/>
+                <w:szCs w:val="24"/>
+              </w:rPr>
               <w:t>000000</w:t>
             </w:r>
           </w:p>
@@ -1952,6 +2223,10 @@
               </w:rPr>
             </w:pPr>
             <w:r>
+              <w:rPr>
+                <w:sz w:val="24"/>
+                <w:szCs w:val="24"/>
+              </w:rPr>
               <w:t>WR @16</w:t>
             </w:r>
           </w:p>
@@ -1969,8 +2244,21 @@
                 <w:szCs w:val="24"/>
               </w:rPr>
             </w:pPr>
-            <w:r>
-              <w:t>M(16) ← 8</w:t>
+            <w:proofErr w:type="gramStart"/>
+            <w:r>
+              <w:rPr>
+                <w:sz w:val="24"/>
+                <w:szCs w:val="24"/>
+              </w:rPr>
+              <w:t>M(</w:t>
+            </w:r>
+            <w:proofErr w:type="gramEnd"/>
+            <w:r>
+              <w:rPr>
+                <w:sz w:val="24"/>
+                <w:szCs w:val="24"/>
+              </w:rPr>
+              <w:t>16) ← 8</w:t>
             </w:r>
           </w:p>
         </w:tc>
@@ -1990,6 +2278,10 @@
               </w:rPr>
             </w:pPr>
             <w:r>
+              <w:rPr>
+                <w:sz w:val="24"/>
+                <w:szCs w:val="24"/>
+              </w:rPr>
               <w:t>5</w:t>
             </w:r>
           </w:p>
@@ -2008,6 +2300,10 @@
               </w:rPr>
             </w:pPr>
             <w:r>
+              <w:rPr>
+                <w:sz w:val="24"/>
+                <w:szCs w:val="24"/>
+              </w:rPr>
               <w:t>004</w:t>
             </w:r>
           </w:p>
@@ -2026,6 +2322,10 @@
               </w:rPr>
             </w:pPr>
             <w:r>
+              <w:rPr>
+                <w:sz w:val="24"/>
+                <w:szCs w:val="24"/>
+              </w:rPr>
               <w:t>000008</w:t>
             </w:r>
           </w:p>
@@ -2044,6 +2344,10 @@
               </w:rPr>
             </w:pPr>
             <w:r>
+              <w:rPr>
+                <w:sz w:val="24"/>
+                <w:szCs w:val="24"/>
+              </w:rPr>
               <w:t>000008</w:t>
             </w:r>
           </w:p>
@@ -2062,6 +2366,10 @@
               </w:rPr>
             </w:pPr>
             <w:r>
+              <w:rPr>
+                <w:sz w:val="24"/>
+                <w:szCs w:val="24"/>
+              </w:rPr>
               <w:t>000008</w:t>
             </w:r>
           </w:p>
@@ -2080,6 +2388,10 @@
               </w:rPr>
             </w:pPr>
             <w:r>
+              <w:rPr>
+                <w:sz w:val="24"/>
+                <w:szCs w:val="24"/>
+              </w:rPr>
               <w:t>JNS 001</w:t>
             </w:r>
           </w:p>
@@ -2097,8 +2409,21 @@
                 <w:szCs w:val="24"/>
               </w:rPr>
             </w:pPr>
-            <w:r>
-              <w:t>M(8) ← 8 (по адресу из M(16))</w:t>
+            <w:proofErr w:type="gramStart"/>
+            <w:r>
+              <w:rPr>
+                <w:sz w:val="24"/>
+                <w:szCs w:val="24"/>
+              </w:rPr>
+              <w:t>M(</w:t>
+            </w:r>
+            <w:proofErr w:type="gramEnd"/>
+            <w:r>
+              <w:rPr>
+                <w:sz w:val="24"/>
+                <w:szCs w:val="24"/>
+              </w:rPr>
+              <w:t>8) ← 8 (по адресу из M(16))</w:t>
             </w:r>
           </w:p>
         </w:tc>
@@ -2118,6 +2443,10 @@
               </w:rPr>
             </w:pPr>
             <w:r>
+              <w:rPr>
+                <w:sz w:val="24"/>
+                <w:szCs w:val="24"/>
+              </w:rPr>
               <w:t>6</w:t>
             </w:r>
           </w:p>
@@ -2136,6 +2465,10 @@
               </w:rPr>
             </w:pPr>
             <w:r>
+              <w:rPr>
+                <w:sz w:val="24"/>
+                <w:szCs w:val="24"/>
+              </w:rPr>
               <w:t>001</w:t>
             </w:r>
           </w:p>
@@ -2154,6 +2487,10 @@
               </w:rPr>
             </w:pPr>
             <w:r>
+              <w:rPr>
+                <w:sz w:val="24"/>
+                <w:szCs w:val="24"/>
+              </w:rPr>
               <w:t>000008</w:t>
             </w:r>
           </w:p>
@@ -2172,6 +2509,10 @@
               </w:rPr>
             </w:pPr>
             <w:r>
+              <w:rPr>
+                <w:sz w:val="24"/>
+                <w:szCs w:val="24"/>
+              </w:rPr>
               <w:t>000008</w:t>
             </w:r>
           </w:p>
@@ -2190,6 +2531,10 @@
               </w:rPr>
             </w:pPr>
             <w:r>
+              <w:rPr>
+                <w:sz w:val="24"/>
+                <w:szCs w:val="24"/>
+              </w:rPr>
               <w:t>000008</w:t>
             </w:r>
           </w:p>
@@ -2208,6 +2553,10 @@
               </w:rPr>
             </w:pPr>
             <w:r>
+              <w:rPr>
+                <w:sz w:val="24"/>
+                <w:szCs w:val="24"/>
+              </w:rPr>
               <w:t>SUB #9</w:t>
             </w:r>
           </w:p>
@@ -2226,6 +2575,10 @@
               </w:rPr>
             </w:pPr>
             <w:r>
+              <w:rPr>
+                <w:sz w:val="24"/>
+                <w:szCs w:val="24"/>
+              </w:rPr>
               <w:t>переход на 001 (Acc≥0)</w:t>
             </w:r>
           </w:p>
@@ -2246,6 +2599,10 @@
               </w:rPr>
             </w:pPr>
             <w:r>
+              <w:rPr>
+                <w:sz w:val="24"/>
+                <w:szCs w:val="24"/>
+              </w:rPr>
               <w:t>7</w:t>
             </w:r>
           </w:p>
@@ -2264,6 +2621,10 @@
               </w:rPr>
             </w:pPr>
             <w:r>
+              <w:rPr>
+                <w:sz w:val="24"/>
+                <w:szCs w:val="24"/>
+              </w:rPr>
               <w:t>002</w:t>
             </w:r>
           </w:p>
@@ -2282,6 +2643,10 @@
               </w:rPr>
             </w:pPr>
             <w:r>
+              <w:rPr>
+                <w:sz w:val="24"/>
+                <w:szCs w:val="24"/>
+              </w:rPr>
               <w:t>100001</w:t>
             </w:r>
           </w:p>
@@ -2300,6 +2665,10 @@
               </w:rPr>
             </w:pPr>
             <w:r>
+              <w:rPr>
+                <w:sz w:val="24"/>
+                <w:szCs w:val="24"/>
+              </w:rPr>
               <w:t>000008</w:t>
             </w:r>
           </w:p>
@@ -2318,6 +2687,10 @@
               </w:rPr>
             </w:pPr>
             <w:r>
+              <w:rPr>
+                <w:sz w:val="24"/>
+                <w:szCs w:val="24"/>
+              </w:rPr>
               <w:t>000008</w:t>
             </w:r>
           </w:p>
@@ -2336,6 +2709,10 @@
               </w:rPr>
             </w:pPr>
             <w:r>
+              <w:rPr>
+                <w:sz w:val="24"/>
+                <w:szCs w:val="24"/>
+              </w:rPr>
               <w:t>WR 16</w:t>
             </w:r>
           </w:p>
@@ -2353,8 +2730,21 @@
                 <w:szCs w:val="24"/>
               </w:rPr>
             </w:pPr>
-            <w:r>
-              <w:t>Acc ← 8−9 = −1</w:t>
+            <w:proofErr w:type="spellStart"/>
+            <w:r>
+              <w:rPr>
+                <w:sz w:val="24"/>
+                <w:szCs w:val="24"/>
+              </w:rPr>
+              <w:t>Acc</w:t>
+            </w:r>
+            <w:proofErr w:type="spellEnd"/>
+            <w:r>
+              <w:rPr>
+                <w:sz w:val="24"/>
+                <w:szCs w:val="24"/>
+              </w:rPr>
+              <w:t xml:space="preserve"> ← 8−9 = −1</w:t>
             </w:r>
           </w:p>
         </w:tc>
@@ -2374,6 +2764,10 @@
               </w:rPr>
             </w:pPr>
             <w:r>
+              <w:rPr>
+                <w:sz w:val="24"/>
+                <w:szCs w:val="24"/>
+              </w:rPr>
               <w:t>8</w:t>
             </w:r>
           </w:p>
@@ -2392,6 +2786,10 @@
               </w:rPr>
             </w:pPr>
             <w:r>
+              <w:rPr>
+                <w:sz w:val="24"/>
+                <w:szCs w:val="24"/>
+              </w:rPr>
               <w:t>003</w:t>
             </w:r>
           </w:p>
@@ -2410,6 +2808,10 @@
               </w:rPr>
             </w:pPr>
             <w:r>
+              <w:rPr>
+                <w:sz w:val="24"/>
+                <w:szCs w:val="24"/>
+              </w:rPr>
               <w:t>100001</w:t>
             </w:r>
           </w:p>
@@ -2428,6 +2830,10 @@
               </w:rPr>
             </w:pPr>
             <w:r>
+              <w:rPr>
+                <w:sz w:val="24"/>
+                <w:szCs w:val="24"/>
+              </w:rPr>
               <w:t>100001</w:t>
             </w:r>
           </w:p>
@@ -2446,6 +2852,10 @@
               </w:rPr>
             </w:pPr>
             <w:r>
+              <w:rPr>
+                <w:sz w:val="24"/>
+                <w:szCs w:val="24"/>
+              </w:rPr>
               <w:t>000008</w:t>
             </w:r>
           </w:p>
@@ -2464,6 +2874,10 @@
               </w:rPr>
             </w:pPr>
             <w:r>
+              <w:rPr>
+                <w:sz w:val="24"/>
+                <w:szCs w:val="24"/>
+              </w:rPr>
               <w:t>WR @16</w:t>
             </w:r>
           </w:p>
@@ -2481,8 +2895,21 @@
                 <w:szCs w:val="24"/>
               </w:rPr>
             </w:pPr>
-            <w:r>
-              <w:t>M(16) ← −1</w:t>
+            <w:proofErr w:type="gramStart"/>
+            <w:r>
+              <w:rPr>
+                <w:sz w:val="24"/>
+                <w:szCs w:val="24"/>
+              </w:rPr>
+              <w:t>M(</w:t>
+            </w:r>
+            <w:proofErr w:type="gramEnd"/>
+            <w:r>
+              <w:rPr>
+                <w:sz w:val="24"/>
+                <w:szCs w:val="24"/>
+              </w:rPr>
+              <w:t>16) ← −1</w:t>
             </w:r>
           </w:p>
         </w:tc>
@@ -2502,6 +2929,10 @@
               </w:rPr>
             </w:pPr>
             <w:r>
+              <w:rPr>
+                <w:sz w:val="24"/>
+                <w:szCs w:val="24"/>
+              </w:rPr>
               <w:t>9</w:t>
             </w:r>
           </w:p>
@@ -2520,6 +2951,10 @@
               </w:rPr>
             </w:pPr>
             <w:r>
+              <w:rPr>
+                <w:sz w:val="24"/>
+                <w:szCs w:val="24"/>
+              </w:rPr>
               <w:t>004</w:t>
             </w:r>
           </w:p>
@@ -2538,6 +2973,10 @@
               </w:rPr>
             </w:pPr>
             <w:r>
+              <w:rPr>
+                <w:sz w:val="24"/>
+                <w:szCs w:val="24"/>
+              </w:rPr>
               <w:t>100001</w:t>
             </w:r>
           </w:p>
@@ -2556,6 +2995,10 @@
               </w:rPr>
             </w:pPr>
             <w:r>
+              <w:rPr>
+                <w:sz w:val="24"/>
+                <w:szCs w:val="24"/>
+              </w:rPr>
               <w:t>100001</w:t>
             </w:r>
           </w:p>
@@ -2574,6 +3017,10 @@
               </w:rPr>
             </w:pPr>
             <w:r>
+              <w:rPr>
+                <w:sz w:val="24"/>
+                <w:szCs w:val="24"/>
+              </w:rPr>
               <w:t>000008</w:t>
             </w:r>
           </w:p>
@@ -2592,6 +3039,10 @@
               </w:rPr>
             </w:pPr>
             <w:r>
+              <w:rPr>
+                <w:sz w:val="24"/>
+                <w:szCs w:val="24"/>
+              </w:rPr>
               <w:t>JNS 001</w:t>
             </w:r>
           </w:p>
@@ -2610,7 +3061,27 @@
               </w:rPr>
             </w:pPr>
             <w:r>
-              <w:t>адрес из M(16) = 100001 (вне ОЗУ)</w:t>
+              <w:rPr>
+                <w:sz w:val="24"/>
+                <w:szCs w:val="24"/>
+              </w:rPr>
+              <w:t xml:space="preserve">адрес из </w:t>
+            </w:r>
+            <w:proofErr w:type="gramStart"/>
+            <w:r>
+              <w:rPr>
+                <w:sz w:val="24"/>
+                <w:szCs w:val="24"/>
+              </w:rPr>
+              <w:t>M(</w:t>
+            </w:r>
+            <w:proofErr w:type="gramEnd"/>
+            <w:r>
+              <w:rPr>
+                <w:sz w:val="24"/>
+                <w:szCs w:val="24"/>
+              </w:rPr>
+              <w:t>16) = 100001 (вне ОЗУ)</w:t>
             </w:r>
           </w:p>
         </w:tc>
@@ -2630,6 +3101,10 @@
               </w:rPr>
             </w:pPr>
             <w:r>
+              <w:rPr>
+                <w:sz w:val="24"/>
+                <w:szCs w:val="24"/>
+              </w:rPr>
               <w:t>10</w:t>
             </w:r>
           </w:p>
@@ -2648,6 +3123,10 @@
               </w:rPr>
             </w:pPr>
             <w:r>
+              <w:rPr>
+                <w:sz w:val="24"/>
+                <w:szCs w:val="24"/>
+              </w:rPr>
               <w:t>005</w:t>
             </w:r>
           </w:p>
@@ -2666,6 +3145,10 @@
               </w:rPr>
             </w:pPr>
             <w:r>
+              <w:rPr>
+                <w:sz w:val="24"/>
+                <w:szCs w:val="24"/>
+              </w:rPr>
               <w:t>100001</w:t>
             </w:r>
           </w:p>
@@ -2684,6 +3167,10 @@
               </w:rPr>
             </w:pPr>
             <w:r>
+              <w:rPr>
+                <w:sz w:val="24"/>
+                <w:szCs w:val="24"/>
+              </w:rPr>
               <w:t>100001</w:t>
             </w:r>
           </w:p>
@@ -2702,6 +3189,10 @@
               </w:rPr>
             </w:pPr>
             <w:r>
+              <w:rPr>
+                <w:sz w:val="24"/>
+                <w:szCs w:val="24"/>
+              </w:rPr>
               <w:t>000008</w:t>
             </w:r>
           </w:p>
@@ -2720,6 +3211,10 @@
               </w:rPr>
             </w:pPr>
             <w:r>
+              <w:rPr>
+                <w:sz w:val="24"/>
+                <w:szCs w:val="24"/>
+              </w:rPr>
               <w:t>—</w:t>
             </w:r>
           </w:p>
@@ -2738,7 +3233,36 @@
               </w:rPr>
             </w:pPr>
             <w:r>
-              <w:t>перехода нет (Acc&lt;0), останов</w:t>
+              <w:rPr>
+                <w:sz w:val="24"/>
+                <w:szCs w:val="24"/>
+              </w:rPr>
+              <w:t>перехода нет (</w:t>
+            </w:r>
+            <w:proofErr w:type="spellStart"/>
+            <w:proofErr w:type="gramStart"/>
+            <w:r>
+              <w:rPr>
+                <w:sz w:val="24"/>
+                <w:szCs w:val="24"/>
+              </w:rPr>
+              <w:t>Acc</w:t>
+            </w:r>
+            <w:proofErr w:type="spellEnd"/>
+            <w:r>
+              <w:rPr>
+                <w:sz w:val="24"/>
+                <w:szCs w:val="24"/>
+              </w:rPr>
+              <w:t>&lt;</w:t>
+            </w:r>
+            <w:proofErr w:type="gramEnd"/>
+            <w:r>
+              <w:rPr>
+                <w:sz w:val="24"/>
+                <w:szCs w:val="24"/>
+              </w:rPr>
+              <w:t>0), останов</w:t>
             </w:r>
           </w:p>
         </w:tc>
@@ -3792,7 +4316,7 @@
     <w:lsdException w:name="HTML Sample" w:semiHidden="1" w:unhideWhenUsed="1"/>
     <w:lsdException w:name="HTML Typewriter" w:semiHidden="1" w:unhideWhenUsed="1"/>
     <w:lsdException w:name="HTML Variable" w:semiHidden="1" w:unhideWhenUsed="1"/>
-    <w:lsdException w:name="Normal Table" w:qFormat="1"/>
+    <w:lsdException w:name="Normal Table" w:semiHidden="1" w:unhideWhenUsed="1" w:qFormat="1"/>
     <w:lsdException w:name="annotation subject" w:semiHidden="1" w:unhideWhenUsed="1"/>
     <w:lsdException w:name="No List" w:semiHidden="1" w:unhideWhenUsed="1"/>
     <w:lsdException w:name="Outline List 1" w:semiHidden="1" w:unhideWhenUsed="1"/>
@@ -3835,8 +4359,11 @@
     <w:lsdException w:name="Table Contemporary" w:semiHidden="1" w:unhideWhenUsed="1"/>
     <w:lsdException w:name="Table Elegant" w:semiHidden="1" w:unhideWhenUsed="1"/>
     <w:lsdException w:name="Table Professional" w:semiHidden="1" w:unhideWhenUsed="1"/>
+    <w:lsdException w:name="Table Subtle 1" w:semiHidden="1" w:unhideWhenUsed="1"/>
     <w:lsdException w:name="Table Subtle 2" w:semiHidden="1" w:unhideWhenUsed="1"/>
     <w:lsdException w:name="Table Web 1" w:semiHidden="1" w:unhideWhenUsed="1"/>
+    <w:lsdException w:name="Table Web 2" w:semiHidden="1" w:unhideWhenUsed="1"/>
+    <w:lsdException w:name="Table Web 3" w:semiHidden="1" w:unhideWhenUsed="1"/>
     <w:lsdException w:name="Balloon Text" w:semiHidden="1" w:unhideWhenUsed="1"/>
     <w:lsdException w:name="Table Grid" w:uiPriority="39" w:qFormat="1"/>
     <w:lsdException w:name="Table Theme" w:semiHidden="1" w:unhideWhenUsed="1"/>

--- a/эвм/2/3.docx
+++ b/эвм/2/3.docx
@@ -1,6 +1,6 @@
 
 <file path=word/document.xml><?xml version="1.0" encoding="utf-8"?>
-<w:document xmlns:wpc="http://schemas.microsoft.com/office/word/2010/wordprocessingCanvas" xmlns:cx="http://schemas.microsoft.com/office/drawing/2014/chartex" xmlns:cx1="http://schemas.microsoft.com/office/drawing/2015/9/8/chartex" xmlns:cx2="http://schemas.microsoft.com/office/drawing/2015/10/21/chartex" xmlns:cx3="http://schemas.microsoft.com/office/drawing/2016/5/9/chartex" xmlns:cx4="http://schemas.microsoft.com/office/drawing/2016/5/10/chartex" xmlns:cx5="http://schemas.microsoft.com/office/drawing/2016/5/11/chartex" xmlns:cx6="http://schemas.microsoft.com/office/drawing/2016/5/12/chartex" xmlns:cx7="http://schemas.microsoft.com/office/drawing/2016/5/13/chartex" xmlns:cx8="http://schemas.microsoft.com/office/drawing/2016/5/14/chartex" xmlns:mc="http://schemas.openxmlformats.org/markup-compatibility/2006" xmlns:aink="http://schemas.microsoft.com/office/drawing/2016/ink" xmlns:am3d="http://schemas.microsoft.com/office/drawing/2017/model3d" xmlns:o="urn:schemas-microsoft-com:office:office" xmlns:r="http://schemas.openxmlformats.org/officeDocument/2006/relationships" xmlns:m="http://schemas.openxmlformats.org/officeDocument/2006/math" xmlns:v="urn:schemas-microsoft-com:vml" xmlns:wp14="http://schemas.microsoft.com/office/word/2010/wordprocessingDrawing" xmlns:wp="http://schemas.openxmlformats.org/drawingml/2006/wordprocessingDrawing" xmlns:w10="urn:schemas-microsoft-com:office:word" xmlns:w="http://schemas.openxmlformats.org/wordprocessingml/2006/main" xmlns:w14="http://schemas.microsoft.com/office/word/2010/wordml" xmlns:w15="http://schemas.microsoft.com/office/word/2012/wordml" xmlns:w16cex="http://schemas.microsoft.com/office/word/2018/wordml/cex" xmlns:w16cid="http://schemas.microsoft.com/office/word/2016/wordml/cid" xmlns:w16="http://schemas.microsoft.com/office/word/2018/wordml" xmlns:w16sdtdh="http://schemas.microsoft.com/office/word/2020/wordml/sdtdatahash" xmlns:w16se="http://schemas.microsoft.com/office/word/2015/wordml/symex" xmlns:wpg="http://schemas.microsoft.com/office/word/2010/wordprocessingGroup" xmlns:wpi="http://schemas.microsoft.com/office/word/2010/wordprocessingInk" xmlns:wne="http://schemas.microsoft.com/office/word/2006/wordml" xmlns:wps="http://schemas.microsoft.com/office/word/2010/wordprocessingShape" mc:Ignorable="w14 w15 w16se w16cid w16 w16cex w16sdtdh wp14">
+<w:document xmlns:wpc="http://schemas.microsoft.com/office/word/2010/wordprocessingCanvas" xmlns:cx="http://schemas.microsoft.com/office/drawing/2014/chartex" xmlns:mc="http://schemas.openxmlformats.org/markup-compatibility/2006" xmlns:o="urn:schemas-microsoft-com:office:office" xmlns:r="http://schemas.openxmlformats.org/officeDocument/2006/relationships" xmlns:m="http://schemas.openxmlformats.org/officeDocument/2006/math" xmlns:v="urn:schemas-microsoft-com:vml" xmlns:wp14="http://schemas.microsoft.com/office/word/2010/wordprocessingDrawing" xmlns:wp="http://schemas.openxmlformats.org/drawingml/2006/wordprocessingDrawing" xmlns:w10="urn:schemas-microsoft-com:office:word" xmlns:w="http://schemas.openxmlformats.org/wordprocessingml/2006/main" xmlns:w14="http://schemas.microsoft.com/office/word/2010/wordml" xmlns:w15="http://schemas.microsoft.com/office/word/2012/wordml" xmlns:w16se="http://schemas.microsoft.com/office/word/2015/wordml/symex" xmlns:wpg="http://schemas.microsoft.com/office/word/2010/wordprocessingGroup" xmlns:wpi="http://schemas.microsoft.com/office/word/2010/wordprocessingInk" xmlns:wne="http://schemas.microsoft.com/office/word/2006/wordml" xmlns:wps="http://schemas.microsoft.com/office/word/2010/wordprocessingShape" mc:Ignorable="w14 w15 w16se wp14">
   <w:body>
     <w:p>
       <w:pPr>
@@ -163,13 +163,8 @@
           </w:tcPr>
           <w:p>
             <w:r>
-              <w:t xml:space="preserve">Казаков </w:t>
-            </w:r>
-            <w:proofErr w:type="gramStart"/>
-            <w:r>
-              <w:t>К.В</w:t>
-            </w:r>
-            <w:proofErr w:type="gramEnd"/>
+              <w:t>Казаков К.В</w:t>
+            </w:r>
             <w:r>
               <w:t>,</w:t>
             </w:r>
@@ -261,6 +256,9 @@
       </w:r>
     </w:p>
     <w:p>
+      <w:pPr>
+        <w:pStyle w:val="1"/>
+      </w:pPr>
       <w:r>
         <w:lastRenderedPageBreak/>
         <w:t>Введение</w:t>
@@ -314,6 +312,19 @@
       <w:r>
         <w:lastRenderedPageBreak/>
         <w:t>Формулировка варианта задания</w:t>
+      </w:r>
+    </w:p>
+    <w:p>
+      <w:r>
+        <w:t>Мнемокоды задания представлены в виде таблицы 1.</w:t>
+      </w:r>
+    </w:p>
+    <w:p>
+      <w:pPr>
+        <w:ind w:firstLine="0"/>
+      </w:pPr>
+      <w:r>
+        <w:t>Таблица 1 – Мнемокоды задания.</w:t>
       </w:r>
     </w:p>
     <w:tbl>
@@ -619,6 +630,25 @@
         <w:t>Машинные коды команд</w:t>
       </w:r>
     </w:p>
+    <w:p>
+      <w:r>
+        <w:t>Машинные коды команд</w:t>
+      </w:r>
+      <w:r>
+        <w:t xml:space="preserve"> </w:t>
+      </w:r>
+      <w:r>
+        <w:t>представлены в таблице 2.</w:t>
+      </w:r>
+    </w:p>
+    <w:p>
+      <w:pPr>
+        <w:ind w:firstLine="0"/>
+      </w:pPr>
+      <w:r>
+        <w:t>Таблица 2 – Машинные коды команд.</w:t>
+      </w:r>
+    </w:p>
     <w:tbl>
       <w:tblPr>
         <w:tblStyle w:val="aa"/>
@@ -1419,6 +1449,28 @@
       <w:r>
         <w:lastRenderedPageBreak/>
         <w:t>Результаты выполнения последовательности программ</w:t>
+      </w:r>
+    </w:p>
+    <w:p>
+      <w:r>
+        <w:t>Результаты выполнения последовательности программ</w:t>
+      </w:r>
+      <w:r>
+        <w:t xml:space="preserve"> представлены в таблице 2.</w:t>
+      </w:r>
+    </w:p>
+    <w:p>
+      <w:pPr>
+        <w:ind w:firstLine="0"/>
+      </w:pPr>
+      <w:r>
+        <w:t xml:space="preserve">Таблица 2 – </w:t>
+      </w:r>
+      <w:r>
+        <w:t>Результаты выполнения последовательности программ</w:t>
+      </w:r>
+      <w:r>
+        <w:t>.</w:t>
       </w:r>
     </w:p>
     <w:tbl>
@@ -1518,21 +1570,12 @@
                 <w:szCs w:val="24"/>
               </w:rPr>
             </w:pPr>
-            <w:proofErr w:type="gramStart"/>
-            <w:r>
-              <w:rPr>
-                <w:sz w:val="24"/>
-                <w:szCs w:val="24"/>
-              </w:rPr>
-              <w:t>M(</w:t>
-            </w:r>
-            <w:proofErr w:type="gramEnd"/>
-            <w:r>
-              <w:rPr>
-                <w:sz w:val="24"/>
-                <w:szCs w:val="24"/>
-              </w:rPr>
-              <w:t>16)</w:t>
+            <w:r>
+              <w:rPr>
+                <w:sz w:val="24"/>
+                <w:szCs w:val="24"/>
+              </w:rPr>
+              <w:t>M(16)</w:t>
             </w:r>
           </w:p>
         </w:tc>
@@ -1549,21 +1592,12 @@
                 <w:szCs w:val="24"/>
               </w:rPr>
             </w:pPr>
-            <w:proofErr w:type="gramStart"/>
-            <w:r>
-              <w:rPr>
-                <w:sz w:val="24"/>
-                <w:szCs w:val="24"/>
-              </w:rPr>
-              <w:t>M(</w:t>
-            </w:r>
-            <w:proofErr w:type="gramEnd"/>
-            <w:r>
-              <w:rPr>
-                <w:sz w:val="24"/>
-                <w:szCs w:val="24"/>
-              </w:rPr>
-              <w:t>8)</w:t>
+            <w:r>
+              <w:rPr>
+                <w:sz w:val="24"/>
+                <w:szCs w:val="24"/>
+              </w:rPr>
+              <w:t>M(8)</w:t>
             </w:r>
           </w:p>
         </w:tc>
@@ -2244,21 +2278,12 @@
                 <w:szCs w:val="24"/>
               </w:rPr>
             </w:pPr>
-            <w:proofErr w:type="gramStart"/>
-            <w:r>
-              <w:rPr>
-                <w:sz w:val="24"/>
-                <w:szCs w:val="24"/>
-              </w:rPr>
-              <w:t>M(</w:t>
-            </w:r>
-            <w:proofErr w:type="gramEnd"/>
-            <w:r>
-              <w:rPr>
-                <w:sz w:val="24"/>
-                <w:szCs w:val="24"/>
-              </w:rPr>
-              <w:t>16) ← 8</w:t>
+            <w:r>
+              <w:rPr>
+                <w:sz w:val="24"/>
+                <w:szCs w:val="24"/>
+              </w:rPr>
+              <w:t>M(16) ← 8</w:t>
             </w:r>
           </w:p>
         </w:tc>
@@ -2409,21 +2434,12 @@
                 <w:szCs w:val="24"/>
               </w:rPr>
             </w:pPr>
-            <w:proofErr w:type="gramStart"/>
-            <w:r>
-              <w:rPr>
-                <w:sz w:val="24"/>
-                <w:szCs w:val="24"/>
-              </w:rPr>
-              <w:t>M(</w:t>
-            </w:r>
-            <w:proofErr w:type="gramEnd"/>
-            <w:r>
-              <w:rPr>
-                <w:sz w:val="24"/>
-                <w:szCs w:val="24"/>
-              </w:rPr>
-              <w:t>8) ← 8 (по адресу из M(16))</w:t>
+            <w:r>
+              <w:rPr>
+                <w:sz w:val="24"/>
+                <w:szCs w:val="24"/>
+              </w:rPr>
+              <w:t>M(8) ← 8 (по адресу из M(16))</w:t>
             </w:r>
           </w:p>
         </w:tc>
@@ -2895,21 +2911,12 @@
                 <w:szCs w:val="24"/>
               </w:rPr>
             </w:pPr>
-            <w:proofErr w:type="gramStart"/>
-            <w:r>
-              <w:rPr>
-                <w:sz w:val="24"/>
-                <w:szCs w:val="24"/>
-              </w:rPr>
-              <w:t>M(</w:t>
-            </w:r>
-            <w:proofErr w:type="gramEnd"/>
-            <w:r>
-              <w:rPr>
-                <w:sz w:val="24"/>
-                <w:szCs w:val="24"/>
-              </w:rPr>
-              <w:t>16) ← −1</w:t>
+            <w:r>
+              <w:rPr>
+                <w:sz w:val="24"/>
+                <w:szCs w:val="24"/>
+              </w:rPr>
+              <w:t>M(16) ← −1</w:t>
             </w:r>
           </w:p>
         </w:tc>
@@ -3065,23 +3072,7 @@
                 <w:sz w:val="24"/>
                 <w:szCs w:val="24"/>
               </w:rPr>
-              <w:t xml:space="preserve">адрес из </w:t>
-            </w:r>
-            <w:proofErr w:type="gramStart"/>
-            <w:r>
-              <w:rPr>
-                <w:sz w:val="24"/>
-                <w:szCs w:val="24"/>
-              </w:rPr>
-              <w:t>M(</w:t>
-            </w:r>
-            <w:proofErr w:type="gramEnd"/>
-            <w:r>
-              <w:rPr>
-                <w:sz w:val="24"/>
-                <w:szCs w:val="24"/>
-              </w:rPr>
-              <w:t>16) = 100001 (вне ОЗУ)</w:t>
+              <w:t>адрес из M(16) = 100001 (вне ОЗУ)</w:t>
             </w:r>
           </w:p>
         </w:tc>
@@ -3240,7 +3231,6 @@
               <w:t>перехода нет (</w:t>
             </w:r>
             <w:proofErr w:type="spellStart"/>
-            <w:proofErr w:type="gramStart"/>
             <w:r>
               <w:rPr>
                 <w:sz w:val="24"/>
@@ -3254,20 +3244,43 @@
                 <w:sz w:val="24"/>
                 <w:szCs w:val="24"/>
               </w:rPr>
-              <w:t>&lt;</w:t>
-            </w:r>
-            <w:proofErr w:type="gramEnd"/>
-            <w:r>
-              <w:rPr>
-                <w:sz w:val="24"/>
-                <w:szCs w:val="24"/>
-              </w:rPr>
-              <w:t>0), останов</w:t>
+              <w:t>&lt;0), останов</w:t>
             </w:r>
           </w:p>
         </w:tc>
       </w:tr>
     </w:tbl>
+    <w:p>
+      <w:pPr>
+        <w:spacing w:line="240" w:lineRule="auto"/>
+        <w:ind w:firstLine="0"/>
+      </w:pPr>
+    </w:p>
+    <w:p>
+      <w:pPr>
+        <w:spacing w:line="240" w:lineRule="auto"/>
+        <w:ind w:firstLine="0"/>
+      </w:pPr>
+      <w:r>
+        <w:br w:type="page"/>
+      </w:r>
+    </w:p>
+    <w:p>
+      <w:pPr>
+        <w:pStyle w:val="1"/>
+      </w:pPr>
+      <w:r>
+        <w:lastRenderedPageBreak/>
+        <w:t>Заключение</w:t>
+      </w:r>
+    </w:p>
+    <w:p>
+      <w:r>
+        <w:t>В ходе лабораторной работы изучены архитектура учебной ЭВМ, её система команд и основные способы адресации.</w:t>
+      </w:r>
+      <w:bookmarkStart w:id="0" w:name="_GoBack"/>
+      <w:bookmarkEnd w:id="0"/>
+    </w:p>
     <w:p>
       <w:pPr>
         <w:spacing w:line="240" w:lineRule="auto"/>
@@ -3277,20 +3290,7 @@
           <w:bCs/>
         </w:rPr>
       </w:pPr>
-      <w:r>
-        <w:br w:type="page"/>
-      </w:r>
     </w:p>
-    <w:p>
-      <w:pPr>
-        <w:pStyle w:val="1"/>
-      </w:pPr>
-      <w:r>
-        <w:lastRenderedPageBreak/>
-        <w:t>Размещение программы в ОЗУ</w:t>
-      </w:r>
-    </w:p>
-    <w:p/>
     <w:p/>
     <w:p/>
     <w:p/>
@@ -3314,7 +3314,7 @@
 </file>
 
 <file path=word/endnotes.xml><?xml version="1.0" encoding="utf-8"?>
-<w:endnotes xmlns:wpc="http://schemas.microsoft.com/office/word/2010/wordprocessingCanvas" xmlns:cx="http://schemas.microsoft.com/office/drawing/2014/chartex" xmlns:cx1="http://schemas.microsoft.com/office/drawing/2015/9/8/chartex" xmlns:cx2="http://schemas.microsoft.com/office/drawing/2015/10/21/chartex" xmlns:cx3="http://schemas.microsoft.com/office/drawing/2016/5/9/chartex" xmlns:cx4="http://schemas.microsoft.com/office/drawing/2016/5/10/chartex" xmlns:cx5="http://schemas.microsoft.com/office/drawing/2016/5/11/chartex" xmlns:cx6="http://schemas.microsoft.com/office/drawing/2016/5/12/chartex" xmlns:cx7="http://schemas.microsoft.com/office/drawing/2016/5/13/chartex" xmlns:cx8="http://schemas.microsoft.com/office/drawing/2016/5/14/chartex" xmlns:mc="http://schemas.openxmlformats.org/markup-compatibility/2006" xmlns:aink="http://schemas.microsoft.com/office/drawing/2016/ink" xmlns:am3d="http://schemas.microsoft.com/office/drawing/2017/model3d" xmlns:o="urn:schemas-microsoft-com:office:office" xmlns:r="http://schemas.openxmlformats.org/officeDocument/2006/relationships" xmlns:m="http://schemas.openxmlformats.org/officeDocument/2006/math" xmlns:v="urn:schemas-microsoft-com:vml" xmlns:wp14="http://schemas.microsoft.com/office/word/2010/wordprocessingDrawing" xmlns:wp="http://schemas.openxmlformats.org/drawingml/2006/wordprocessingDrawing" xmlns:w10="urn:schemas-microsoft-com:office:word" xmlns:w="http://schemas.openxmlformats.org/wordprocessingml/2006/main" xmlns:w14="http://schemas.microsoft.com/office/word/2010/wordml" xmlns:w15="http://schemas.microsoft.com/office/word/2012/wordml" xmlns:w16cex="http://schemas.microsoft.com/office/word/2018/wordml/cex" xmlns:w16cid="http://schemas.microsoft.com/office/word/2016/wordml/cid" xmlns:w16="http://schemas.microsoft.com/office/word/2018/wordml" xmlns:w16sdtdh="http://schemas.microsoft.com/office/word/2020/wordml/sdtdatahash" xmlns:w16se="http://schemas.microsoft.com/office/word/2015/wordml/symex" xmlns:wpg="http://schemas.microsoft.com/office/word/2010/wordprocessingGroup" xmlns:wpi="http://schemas.microsoft.com/office/word/2010/wordprocessingInk" xmlns:wne="http://schemas.microsoft.com/office/word/2006/wordml" xmlns:wps="http://schemas.microsoft.com/office/word/2010/wordprocessingShape" mc:Ignorable="w14 w15 w16se w16cid w16 w16cex w16sdtdh wp14">
+<w:endnotes xmlns:wpc="http://schemas.microsoft.com/office/word/2010/wordprocessingCanvas" xmlns:cx="http://schemas.microsoft.com/office/drawing/2014/chartex" xmlns:mc="http://schemas.openxmlformats.org/markup-compatibility/2006" xmlns:o="urn:schemas-microsoft-com:office:office" xmlns:r="http://schemas.openxmlformats.org/officeDocument/2006/relationships" xmlns:m="http://schemas.openxmlformats.org/officeDocument/2006/math" xmlns:v="urn:schemas-microsoft-com:vml" xmlns:wp14="http://schemas.microsoft.com/office/word/2010/wordprocessingDrawing" xmlns:wp="http://schemas.openxmlformats.org/drawingml/2006/wordprocessingDrawing" xmlns:w10="urn:schemas-microsoft-com:office:word" xmlns:w="http://schemas.openxmlformats.org/wordprocessingml/2006/main" xmlns:w14="http://schemas.microsoft.com/office/word/2010/wordml" xmlns:w15="http://schemas.microsoft.com/office/word/2012/wordml" xmlns:w16se="http://schemas.microsoft.com/office/word/2015/wordml/symex" xmlns:wpg="http://schemas.microsoft.com/office/word/2010/wordprocessingGroup" xmlns:wpi="http://schemas.microsoft.com/office/word/2010/wordprocessingInk" xmlns:wne="http://schemas.microsoft.com/office/word/2006/wordml" xmlns:wps="http://schemas.microsoft.com/office/word/2010/wordprocessingShape" mc:Ignorable="w14 w15 w16se wp14">
   <w:endnote w:type="separator" w:id="-1">
     <w:p>
       <w:r>
@@ -3333,7 +3333,7 @@
 </file>
 
 <file path=word/footer1.xml><?xml version="1.0" encoding="utf-8"?>
-<w:ftr xmlns:wpc="http://schemas.microsoft.com/office/word/2010/wordprocessingCanvas" xmlns:cx="http://schemas.microsoft.com/office/drawing/2014/chartex" xmlns:cx1="http://schemas.microsoft.com/office/drawing/2015/9/8/chartex" xmlns:cx2="http://schemas.microsoft.com/office/drawing/2015/10/21/chartex" xmlns:cx3="http://schemas.microsoft.com/office/drawing/2016/5/9/chartex" xmlns:cx4="http://schemas.microsoft.com/office/drawing/2016/5/10/chartex" xmlns:cx5="http://schemas.microsoft.com/office/drawing/2016/5/11/chartex" xmlns:cx6="http://schemas.microsoft.com/office/drawing/2016/5/12/chartex" xmlns:cx7="http://schemas.microsoft.com/office/drawing/2016/5/13/chartex" xmlns:cx8="http://schemas.microsoft.com/office/drawing/2016/5/14/chartex" xmlns:mc="http://schemas.openxmlformats.org/markup-compatibility/2006" xmlns:aink="http://schemas.microsoft.com/office/drawing/2016/ink" xmlns:am3d="http://schemas.microsoft.com/office/drawing/2017/model3d" xmlns:o="urn:schemas-microsoft-com:office:office" xmlns:r="http://schemas.openxmlformats.org/officeDocument/2006/relationships" xmlns:m="http://schemas.openxmlformats.org/officeDocument/2006/math" xmlns:v="urn:schemas-microsoft-com:vml" xmlns:wp14="http://schemas.microsoft.com/office/word/2010/wordprocessingDrawing" xmlns:wp="http://schemas.openxmlformats.org/drawingml/2006/wordprocessingDrawing" xmlns:w10="urn:schemas-microsoft-com:office:word" xmlns:w="http://schemas.openxmlformats.org/wordprocessingml/2006/main" xmlns:w14="http://schemas.microsoft.com/office/word/2010/wordml" xmlns:w15="http://schemas.microsoft.com/office/word/2012/wordml" xmlns:w16cex="http://schemas.microsoft.com/office/word/2018/wordml/cex" xmlns:w16cid="http://schemas.microsoft.com/office/word/2016/wordml/cid" xmlns:w16="http://schemas.microsoft.com/office/word/2018/wordml" xmlns:w16sdtdh="http://schemas.microsoft.com/office/word/2020/wordml/sdtdatahash" xmlns:w16se="http://schemas.microsoft.com/office/word/2015/wordml/symex" xmlns:wpg="http://schemas.microsoft.com/office/word/2010/wordprocessingGroup" xmlns:wpi="http://schemas.microsoft.com/office/word/2010/wordprocessingInk" xmlns:wne="http://schemas.microsoft.com/office/word/2006/wordml" xmlns:wps="http://schemas.microsoft.com/office/word/2010/wordprocessingShape" mc:Ignorable="w14 w15 w16se w16cid w16 w16cex w16sdtdh wp14">
+<w:ftr xmlns:wpc="http://schemas.microsoft.com/office/word/2010/wordprocessingCanvas" xmlns:cx="http://schemas.microsoft.com/office/drawing/2014/chartex" xmlns:mc="http://schemas.openxmlformats.org/markup-compatibility/2006" xmlns:o="urn:schemas-microsoft-com:office:office" xmlns:r="http://schemas.openxmlformats.org/officeDocument/2006/relationships" xmlns:m="http://schemas.openxmlformats.org/officeDocument/2006/math" xmlns:v="urn:schemas-microsoft-com:vml" xmlns:wp14="http://schemas.microsoft.com/office/word/2010/wordprocessingDrawing" xmlns:wp="http://schemas.openxmlformats.org/drawingml/2006/wordprocessingDrawing" xmlns:w10="urn:schemas-microsoft-com:office:word" xmlns:w="http://schemas.openxmlformats.org/wordprocessingml/2006/main" xmlns:w14="http://schemas.microsoft.com/office/word/2010/wordml" xmlns:w15="http://schemas.microsoft.com/office/word/2012/wordml" xmlns:w16se="http://schemas.microsoft.com/office/word/2015/wordml/symex" xmlns:wpg="http://schemas.microsoft.com/office/word/2010/wordprocessingGroup" xmlns:wpi="http://schemas.microsoft.com/office/word/2010/wordprocessingInk" xmlns:wne="http://schemas.microsoft.com/office/word/2006/wordml" xmlns:wps="http://schemas.microsoft.com/office/word/2010/wordprocessingShape" mc:Ignorable="w14 w15 w16se wp14">
   <w:sdt>
     <w:sdtPr>
       <w:id w:val="-1396960856"/>
@@ -3379,7 +3379,7 @@
 </file>
 
 <file path=word/footnotes.xml><?xml version="1.0" encoding="utf-8"?>
-<w:footnotes xmlns:wpc="http://schemas.microsoft.com/office/word/2010/wordprocessingCanvas" xmlns:cx="http://schemas.microsoft.com/office/drawing/2014/chartex" xmlns:cx1="http://schemas.microsoft.com/office/drawing/2015/9/8/chartex" xmlns:cx2="http://schemas.microsoft.com/office/drawing/2015/10/21/chartex" xmlns:cx3="http://schemas.microsoft.com/office/drawing/2016/5/9/chartex" xmlns:cx4="http://schemas.microsoft.com/office/drawing/2016/5/10/chartex" xmlns:cx5="http://schemas.microsoft.com/office/drawing/2016/5/11/chartex" xmlns:cx6="http://schemas.microsoft.com/office/drawing/2016/5/12/chartex" xmlns:cx7="http://schemas.microsoft.com/office/drawing/2016/5/13/chartex" xmlns:cx8="http://schemas.microsoft.com/office/drawing/2016/5/14/chartex" xmlns:mc="http://schemas.openxmlformats.org/markup-compatibility/2006" xmlns:aink="http://schemas.microsoft.com/office/drawing/2016/ink" xmlns:am3d="http://schemas.microsoft.com/office/drawing/2017/model3d" xmlns:o="urn:schemas-microsoft-com:office:office" xmlns:r="http://schemas.openxmlformats.org/officeDocument/2006/relationships" xmlns:m="http://schemas.openxmlformats.org/officeDocument/2006/math" xmlns:v="urn:schemas-microsoft-com:vml" xmlns:wp14="http://schemas.microsoft.com/office/word/2010/wordprocessingDrawing" xmlns:wp="http://schemas.openxmlformats.org/drawingml/2006/wordprocessingDrawing" xmlns:w10="urn:schemas-microsoft-com:office:word" xmlns:w="http://schemas.openxmlformats.org/wordprocessingml/2006/main" xmlns:w14="http://schemas.microsoft.com/office/word/2010/wordml" xmlns:w15="http://schemas.microsoft.com/office/word/2012/wordml" xmlns:w16cex="http://schemas.microsoft.com/office/word/2018/wordml/cex" xmlns:w16cid="http://schemas.microsoft.com/office/word/2016/wordml/cid" xmlns:w16="http://schemas.microsoft.com/office/word/2018/wordml" xmlns:w16sdtdh="http://schemas.microsoft.com/office/word/2020/wordml/sdtdatahash" xmlns:w16se="http://schemas.microsoft.com/office/word/2015/wordml/symex" xmlns:wpg="http://schemas.microsoft.com/office/word/2010/wordprocessingGroup" xmlns:wpi="http://schemas.microsoft.com/office/word/2010/wordprocessingInk" xmlns:wne="http://schemas.microsoft.com/office/word/2006/wordml" xmlns:wps="http://schemas.microsoft.com/office/word/2010/wordprocessingShape" mc:Ignorable="w14 w15 w16se w16cid w16 w16cex w16sdtdh wp14">
+<w:footnotes xmlns:wpc="http://schemas.microsoft.com/office/word/2010/wordprocessingCanvas" xmlns:cx="http://schemas.microsoft.com/office/drawing/2014/chartex" xmlns:mc="http://schemas.openxmlformats.org/markup-compatibility/2006" xmlns:o="urn:schemas-microsoft-com:office:office" xmlns:r="http://schemas.openxmlformats.org/officeDocument/2006/relationships" xmlns:m="http://schemas.openxmlformats.org/officeDocument/2006/math" xmlns:v="urn:schemas-microsoft-com:vml" xmlns:wp14="http://schemas.microsoft.com/office/word/2010/wordprocessingDrawing" xmlns:wp="http://schemas.openxmlformats.org/drawingml/2006/wordprocessingDrawing" xmlns:w10="urn:schemas-microsoft-com:office:word" xmlns:w="http://schemas.openxmlformats.org/wordprocessingml/2006/main" xmlns:w14="http://schemas.microsoft.com/office/word/2010/wordml" xmlns:w15="http://schemas.microsoft.com/office/word/2012/wordml" xmlns:w16se="http://schemas.microsoft.com/office/word/2015/wordml/symex" xmlns:wpg="http://schemas.microsoft.com/office/word/2010/wordprocessingGroup" xmlns:wpi="http://schemas.microsoft.com/office/word/2010/wordprocessingInk" xmlns:wne="http://schemas.microsoft.com/office/word/2006/wordml" xmlns:wps="http://schemas.microsoft.com/office/word/2010/wordprocessingShape" mc:Ignorable="w14 w15 w16se wp14">
   <w:footnote w:type="separator" w:id="-1">
     <w:p>
       <w:r>
@@ -3398,7 +3398,7 @@
 </file>
 
 <file path=word/numbering.xml><?xml version="1.0" encoding="utf-8"?>
-<w:numbering xmlns:wpc="http://schemas.microsoft.com/office/word/2010/wordprocessingCanvas" xmlns:cx="http://schemas.microsoft.com/office/drawing/2014/chartex" xmlns:cx1="http://schemas.microsoft.com/office/drawing/2015/9/8/chartex" xmlns:cx2="http://schemas.microsoft.com/office/drawing/2015/10/21/chartex" xmlns:cx3="http://schemas.microsoft.com/office/drawing/2016/5/9/chartex" xmlns:cx4="http://schemas.microsoft.com/office/drawing/2016/5/10/chartex" xmlns:cx5="http://schemas.microsoft.com/office/drawing/2016/5/11/chartex" xmlns:cx6="http://schemas.microsoft.com/office/drawing/2016/5/12/chartex" xmlns:cx7="http://schemas.microsoft.com/office/drawing/2016/5/13/chartex" xmlns:cx8="http://schemas.microsoft.com/office/drawing/2016/5/14/chartex" xmlns:mc="http://schemas.openxmlformats.org/markup-compatibility/2006" xmlns:aink="http://schemas.microsoft.com/office/drawing/2016/ink" xmlns:am3d="http://schemas.microsoft.com/office/drawing/2017/model3d" xmlns:o="urn:schemas-microsoft-com:office:office" xmlns:r="http://schemas.openxmlformats.org/officeDocument/2006/relationships" xmlns:m="http://schemas.openxmlformats.org/officeDocument/2006/math" xmlns:v="urn:schemas-microsoft-com:vml" xmlns:wp14="http://schemas.microsoft.com/office/word/2010/wordprocessingDrawing" xmlns:wp="http://schemas.openxmlformats.org/drawingml/2006/wordprocessingDrawing" xmlns:w10="urn:schemas-microsoft-com:office:word" xmlns:w="http://schemas.openxmlformats.org/wordprocessingml/2006/main" xmlns:w14="http://schemas.microsoft.com/office/word/2010/wordml" xmlns:w15="http://schemas.microsoft.com/office/word/2012/wordml" xmlns:w16cex="http://schemas.microsoft.com/office/word/2018/wordml/cex" xmlns:w16cid="http://schemas.microsoft.com/office/word/2016/wordml/cid" xmlns:w16="http://schemas.microsoft.com/office/word/2018/wordml" xmlns:w16sdtdh="http://schemas.microsoft.com/office/word/2020/wordml/sdtdatahash" xmlns:w16se="http://schemas.microsoft.com/office/word/2015/wordml/symex" xmlns:wpg="http://schemas.microsoft.com/office/word/2010/wordprocessingGroup" xmlns:wpi="http://schemas.microsoft.com/office/word/2010/wordprocessingInk" xmlns:wne="http://schemas.microsoft.com/office/word/2006/wordml" xmlns:wps="http://schemas.microsoft.com/office/word/2010/wordprocessingShape" mc:Ignorable="w14 w15 w16se w16cid w16 w16cex w16sdtdh wp14">
+<w:numbering xmlns:wpc="http://schemas.microsoft.com/office/word/2010/wordprocessingCanvas" xmlns:cx="http://schemas.microsoft.com/office/drawing/2014/chartex" xmlns:mc="http://schemas.openxmlformats.org/markup-compatibility/2006" xmlns:o="urn:schemas-microsoft-com:office:office" xmlns:r="http://schemas.openxmlformats.org/officeDocument/2006/relationships" xmlns:m="http://schemas.openxmlformats.org/officeDocument/2006/math" xmlns:v="urn:schemas-microsoft-com:vml" xmlns:wp14="http://schemas.microsoft.com/office/word/2010/wordprocessingDrawing" xmlns:wp="http://schemas.openxmlformats.org/drawingml/2006/wordprocessingDrawing" xmlns:w10="urn:schemas-microsoft-com:office:word" xmlns:w="http://schemas.openxmlformats.org/wordprocessingml/2006/main" xmlns:w14="http://schemas.microsoft.com/office/word/2010/wordml" xmlns:w15="http://schemas.microsoft.com/office/word/2012/wordml" xmlns:w16se="http://schemas.microsoft.com/office/word/2015/wordml/symex" xmlns:wpg="http://schemas.microsoft.com/office/word/2010/wordprocessingGroup" xmlns:wpi="http://schemas.microsoft.com/office/word/2010/wordprocessingInk" xmlns:wne="http://schemas.microsoft.com/office/word/2006/wordml" xmlns:wps="http://schemas.microsoft.com/office/word/2010/wordprocessingShape" mc:Ignorable="w14 w15 w16se wp14">
   <w:abstractNum w:abstractNumId="0" w15:restartNumberingAfterBreak="0">
     <w:nsid w:val="2A2919F8"/>
     <w:multiLevelType w:val="hybridMultilevel"/>
@@ -4200,7 +4200,7 @@
 </file>
 
 <file path=word/styles.xml><?xml version="1.0" encoding="utf-8"?>
-<w:styles xmlns:mc="http://schemas.openxmlformats.org/markup-compatibility/2006" xmlns:r="http://schemas.openxmlformats.org/officeDocument/2006/relationships" xmlns:w="http://schemas.openxmlformats.org/wordprocessingml/2006/main" xmlns:w14="http://schemas.microsoft.com/office/word/2010/wordml" xmlns:w15="http://schemas.microsoft.com/office/word/2012/wordml" xmlns:w16cex="http://schemas.microsoft.com/office/word/2018/wordml/cex" xmlns:w16cid="http://schemas.microsoft.com/office/word/2016/wordml/cid" xmlns:w16="http://schemas.microsoft.com/office/word/2018/wordml" xmlns:w16sdtdh="http://schemas.microsoft.com/office/word/2020/wordml/sdtdatahash" xmlns:w16se="http://schemas.microsoft.com/office/word/2015/wordml/symex" mc:Ignorable="w14 w15 w16se w16cid w16 w16cex w16sdtdh">
+<w:styles xmlns:mc="http://schemas.openxmlformats.org/markup-compatibility/2006" xmlns:r="http://schemas.openxmlformats.org/officeDocument/2006/relationships" xmlns:w="http://schemas.openxmlformats.org/wordprocessingml/2006/main" xmlns:w14="http://schemas.microsoft.com/office/word/2010/wordml" xmlns:w15="http://schemas.microsoft.com/office/word/2012/wordml" xmlns:w16se="http://schemas.microsoft.com/office/word/2015/wordml/symex" mc:Ignorable="w14 w15 w16se">
   <w:docDefaults>
     <w:rPrDefault>
       <w:rPr>
@@ -4210,7 +4210,7 @@
     </w:rPrDefault>
     <w:pPrDefault/>
   </w:docDefaults>
-  <w:latentStyles w:defLockedState="0" w:defUIPriority="99" w:defSemiHidden="0" w:defUnhideWhenUsed="0" w:defQFormat="0" w:count="376">
+  <w:latentStyles w:defLockedState="0" w:defUIPriority="99" w:defSemiHidden="0" w:defUnhideWhenUsed="0" w:defQFormat="0" w:count="371">
     <w:lsdException w:name="Normal" w:uiPriority="0" w:qFormat="1"/>
     <w:lsdException w:name="heading 1" w:uiPriority="9" w:qFormat="1"/>
     <w:lsdException w:name="heading 2" w:semiHidden="1" w:uiPriority="9" w:unhideWhenUsed="1" w:qFormat="1"/>
@@ -4579,11 +4579,6 @@
     <w:lsdException w:name="List Table 5 Dark Accent 6" w:uiPriority="50"/>
     <w:lsdException w:name="List Table 6 Colorful Accent 6" w:uiPriority="51"/>
     <w:lsdException w:name="List Table 7 Colorful Accent 6" w:uiPriority="52"/>
-    <w:lsdException w:name="Mention" w:semiHidden="1" w:unhideWhenUsed="1"/>
-    <w:lsdException w:name="Smart Hyperlink" w:semiHidden="1" w:unhideWhenUsed="1"/>
-    <w:lsdException w:name="Hashtag" w:semiHidden="1" w:unhideWhenUsed="1"/>
-    <w:lsdException w:name="Unresolved Mention" w:semiHidden="1" w:unhideWhenUsed="1"/>
-    <w:lsdException w:name="Smart Link" w:semiHidden="1" w:unhideWhenUsed="1"/>
   </w:latentStyles>
   <w:style w:type="paragraph" w:default="1" w:styleId="a0">
     <w:name w:val="Normal"/>
@@ -5099,7 +5094,7 @@
 </file>
 
 <file path=customXml/itemProps1.xml><?xml version="1.0" encoding="utf-8"?>
-<ds:datastoreItem xmlns:ds="http://schemas.openxmlformats.org/officeDocument/2006/customXml" ds:itemID="{34380FF0-D87A-4272-AB08-AD32685E1060}">
+<ds:datastoreItem xmlns:ds="http://schemas.openxmlformats.org/officeDocument/2006/customXml" ds:itemID="{8F25EC05-83E2-4822-B73A-A17725519A11}">
   <ds:schemaRefs>
     <ds:schemaRef ds:uri="http://schemas.openxmlformats.org/officeDocument/2006/bibliography"/>
   </ds:schemaRefs>
